--- a/silvio e  daniel fichamento.docx
+++ b/silvio e  daniel fichamento.docx
@@ -116,6 +116,66 @@
               </w:rPr>
               <w:t>REFERÊNCIA BIBLIOGRÁFICA:</w:t>
             </w:r>
+            <w:r>
+              <w:t xml:space="preserve"> </w:t>
+            </w:r>
+            <w:hyperlink r:id="rId4" w:history="1">
+              <w:r>
+                <w:rPr>
+                  <w:rStyle w:val="Hyperlink"/>
+                  <w:sz w:val="24"/>
+                </w:rPr>
+                <w:t>https://www.techtudo.com.br/guia/2023/05/para-que-serve-uma-placa-de-video-veja-o-que-e-e-saiba-tudo-sobre-gpu-edinfoeletro.ghtml</w:t>
+              </w:r>
+            </w:hyperlink>
+          </w:p>
+          <w:p>
+            <w:pPr>
+              <w:rPr>
+                <w:sz w:val="24"/>
+              </w:rPr>
+            </w:pPr>
+            <w:hyperlink r:id="rId5" w:history="1">
+              <w:r>
+                <w:rPr>
+                  <w:rStyle w:val="Hyperlink"/>
+                  <w:sz w:val="24"/>
+                </w:rPr>
+                <w:t>https://arenagames.arenacomputadores.com.br/arenatech/placa-de-video-qual-a-funcao-e-qual-a-importancia-para-o-seu-computador</w:t>
+              </w:r>
+            </w:hyperlink>
+          </w:p>
+          <w:p>
+            <w:pPr>
+              <w:rPr>
+                <w:sz w:val="24"/>
+              </w:rPr>
+            </w:pPr>
+            <w:hyperlink r:id="rId6" w:history="1">
+              <w:r>
+                <w:rPr>
+                  <w:rStyle w:val="Hyperlink"/>
+                  <w:sz w:val="24"/>
+                </w:rPr>
+                <w:t>https://www.adrenaline.com.br/hardware/o-que-e-placa-de-video/</w:t>
+              </w:r>
+            </w:hyperlink>
+          </w:p>
+          <w:p>
+            <w:pPr>
+              <w:rPr>
+                <w:sz w:val="24"/>
+              </w:rPr>
+            </w:pPr>
+            <w:bookmarkStart w:id="0" w:name="_GoBack"/>
+            <w:bookmarkEnd w:id="0"/>
+          </w:p>
+          <w:p>
+            <w:pPr>
+              <w:rPr>
+                <w:sz w:val="24"/>
+              </w:rPr>
+            </w:pPr>
           </w:p>
           <w:p>
             <w:pPr>
@@ -417,8 +477,6 @@
               </w:rPr>
               <w:t>fazer</w:t>
             </w:r>
-            <w:bookmarkStart w:id="0" w:name="_GoBack"/>
-            <w:bookmarkEnd w:id="0"/>
           </w:p>
           <w:p>
             <w:pPr>
@@ -1798,6 +1856,29 @@
       </w:tblBorders>
     </w:tblPr>
   </w:style>
+  <w:style w:type="character" w:styleId="Hyperlink">
+    <w:name w:val="Hyperlink"/>
+    <w:basedOn w:val="Fontepargpadro"/>
+    <w:uiPriority w:val="99"/>
+    <w:unhideWhenUsed/>
+    <w:rsid w:val="008C10ED"/>
+    <w:rPr>
+      <w:color w:val="0563C1" w:themeColor="hyperlink"/>
+      <w:u w:val="single"/>
+    </w:rPr>
+  </w:style>
+  <w:style w:type="character" w:styleId="MenoPendente">
+    <w:name w:val="Unresolved Mention"/>
+    <w:basedOn w:val="Fontepargpadro"/>
+    <w:uiPriority w:val="99"/>
+    <w:semiHidden/>
+    <w:unhideWhenUsed/>
+    <w:rsid w:val="008C10ED"/>
+    <w:rPr>
+      <w:color w:val="605E5C"/>
+      <w:shd w:val="clear" w:color="auto" w:fill="E1DFDD"/>
+    </w:rPr>
+  </w:style>
 </w:styles>
 </file>
 
